--- a/static/media/6.qd_ttra_dot_xuat.docx
+++ b/static/media/6.qd_ttra_dot_xuat.docx
@@ -1,15 +1,15 @@
 
 <file path=word/document.xml><?xml version="1.0" encoding="utf-8"?>
-<w:document xmlns:wpc="http://schemas.microsoft.com/office/word/2010/wordprocessingCanvas" xmlns:cx="http://schemas.microsoft.com/office/drawing/2014/chartex" xmlns:cx1="http://schemas.microsoft.com/office/drawing/2015/9/8/chartex" xmlns:cx2="http://schemas.microsoft.com/office/drawing/2015/10/21/chartex" xmlns:cx3="http://schemas.microsoft.com/office/drawing/2016/5/9/chartex" xmlns:cx4="http://schemas.microsoft.com/office/drawing/2016/5/10/chartex" xmlns:cx5="http://schemas.microsoft.com/office/drawing/2016/5/11/chartex" xmlns:cx6="http://schemas.microsoft.com/office/drawing/2016/5/12/chartex" xmlns:cx7="http://schemas.microsoft.com/office/drawing/2016/5/13/chartex" xmlns:cx8="http://schemas.microsoft.com/office/drawing/2016/5/14/chartex" xmlns:mc="http://schemas.openxmlformats.org/markup-compatibility/2006" xmlns:aink="http://schemas.microsoft.com/office/drawing/2016/ink" xmlns:am3d="http://schemas.microsoft.com/office/drawing/2017/model3d" xmlns:o="urn:schemas-microsoft-com:office:office" xmlns:r="http://schemas.openxmlformats.org/officeDocument/2006/relationships" xmlns:m="http://schemas.openxmlformats.org/officeDocument/2006/math" xmlns:v="urn:schemas-microsoft-com:vml" xmlns:wp14="http://schemas.microsoft.com/office/word/2010/wordprocessingDrawing" xmlns:wp="http://schemas.openxmlformats.org/drawingml/2006/wordprocessingDrawing" xmlns:w10="urn:schemas-microsoft-com:office:word" xmlns:w="http://schemas.openxmlformats.org/wordprocessingml/2006/main" xmlns:w14="http://schemas.microsoft.com/office/word/2010/wordml" xmlns:w15="http://schemas.microsoft.com/office/word/2012/wordml" xmlns:w16cex="http://schemas.microsoft.com/office/word/2018/wordml/cex" xmlns:w16cid="http://schemas.microsoft.com/office/word/2016/wordml/cid" xmlns:w16="http://schemas.microsoft.com/office/word/2018/wordml" xmlns:w16sdtdh="http://schemas.microsoft.com/office/word/2020/wordml/sdtdatahash" xmlns:w16se="http://schemas.microsoft.com/office/word/2015/wordml/symex" xmlns:wpg="http://schemas.microsoft.com/office/word/2010/wordprocessingGroup" xmlns:wpi="http://schemas.microsoft.com/office/word/2010/wordprocessingInk" xmlns:wne="http://schemas.microsoft.com/office/word/2006/wordml" xmlns:wps="http://schemas.microsoft.com/office/word/2010/wordprocessingShape" mc:Ignorable="w14 w15 w16se w16cid w16 w16cex w16sdtdh wp14">
+<w:document xmlns:wpc="http://schemas.microsoft.com/office/word/2010/wordprocessingCanvas" xmlns:cx="http://schemas.microsoft.com/office/drawing/2014/chartex" xmlns:cx1="http://schemas.microsoft.com/office/drawing/2015/9/8/chartex" xmlns:cx2="http://schemas.microsoft.com/office/drawing/2015/10/21/chartex" xmlns:cx3="http://schemas.microsoft.com/office/drawing/2016/5/9/chartex" xmlns:cx4="http://schemas.microsoft.com/office/drawing/2016/5/10/chartex" xmlns:cx5="http://schemas.microsoft.com/office/drawing/2016/5/11/chartex" xmlns:cx6="http://schemas.microsoft.com/office/drawing/2016/5/12/chartex" xmlns:cx7="http://schemas.microsoft.com/office/drawing/2016/5/13/chartex" xmlns:cx8="http://schemas.microsoft.com/office/drawing/2016/5/14/chartex" xmlns:mc="http://schemas.openxmlformats.org/markup-compatibility/2006" xmlns:aink="http://schemas.microsoft.com/office/drawing/2016/ink" xmlns:am3d="http://schemas.microsoft.com/office/drawing/2017/model3d" xmlns:o="urn:schemas-microsoft-com:office:office" xmlns:oel="http://schemas.microsoft.com/office/2019/extlst" xmlns:r="http://schemas.openxmlformats.org/officeDocument/2006/relationships" xmlns:m="http://schemas.openxmlformats.org/officeDocument/2006/math" xmlns:v="urn:schemas-microsoft-com:vml" xmlns:wp14="http://schemas.microsoft.com/office/word/2010/wordprocessingDrawing" xmlns:wp="http://schemas.openxmlformats.org/drawingml/2006/wordprocessingDrawing" xmlns:w10="urn:schemas-microsoft-com:office:word" xmlns:w="http://schemas.openxmlformats.org/wordprocessingml/2006/main" xmlns:w14="http://schemas.microsoft.com/office/word/2010/wordml" xmlns:w15="http://schemas.microsoft.com/office/word/2012/wordml" xmlns:w16cex="http://schemas.microsoft.com/office/word/2018/wordml/cex" xmlns:w16cid="http://schemas.microsoft.com/office/word/2016/wordml/cid" xmlns:w16="http://schemas.microsoft.com/office/word/2018/wordml" xmlns:w16du="http://schemas.microsoft.com/office/word/2023/wordml/word16du" xmlns:w16sdtdh="http://schemas.microsoft.com/office/word/2020/wordml/sdtdatahash" xmlns:w16sdtfl="http://schemas.microsoft.com/office/word/2024/wordml/sdtformatlock" xmlns:w16se="http://schemas.microsoft.com/office/word/2015/wordml/symex" xmlns:wpg="http://schemas.microsoft.com/office/word/2010/wordprocessingGroup" xmlns:wpi="http://schemas.microsoft.com/office/word/2010/wordprocessingInk" xmlns:wne="http://schemas.microsoft.com/office/word/2006/wordml" xmlns:wps="http://schemas.microsoft.com/office/word/2010/wordprocessingShape" mc:Ignorable="w14 w15 w16se w16cid w16 w16cex w16sdtdh w16sdtfl w16du wp14">
   <w:body>
     <w:p>
       <w:pPr>
         <w:tabs>
-          <w:tab w:val="center" w:pos="1276"/>
+          <w:tab w:val="center" w:pos="1418"/>
           <w:tab w:val="center" w:pos="6804"/>
         </w:tabs>
         <w:spacing w:after="0" w:line="260" w:lineRule="exact"/>
-        <w:ind w:left="-567"/>
+        <w:ind w:left="-284"/>
         <w:jc w:val="both"/>
         <w:rPr>
           <w:b/>
@@ -25,7 +25,7 @@
           <w:szCs w:val="24"/>
         </w:rPr>
         <w:tab/>
-        <w:t>TỔNG CỤC THUẾ</w:t>
+        <w:t>CỤC THUẾ</w:t>
       </w:r>
       <w:r>
         <w:rPr>
@@ -41,11 +41,11 @@
     <w:p>
       <w:pPr>
         <w:tabs>
-          <w:tab w:val="center" w:pos="1276"/>
+          <w:tab w:val="center" w:pos="1418"/>
           <w:tab w:val="center" w:pos="6804"/>
         </w:tabs>
         <w:spacing w:after="120" w:line="260" w:lineRule="exact"/>
-        <w:ind w:left="-567" w:right="-567"/>
+        <w:ind w:left="-284" w:right="-567"/>
         <w:jc w:val="both"/>
         <w:rPr>
           <w:b/>
@@ -123,11 +123,11 @@
           </mc:Choice>
           <mc:Fallback>
             <w:pict>
-              <v:shapetype w14:anchorId="2A4F140E" id="_x0000_t32" coordsize="21600,21600" o:spt="32" o:oned="t" path="m,l21600,21600e" filled="f">
+              <v:shapetype w14:anchorId="6FA0B6C0" id="_x0000_t32" coordsize="21600,21600" o:spt="32" o:oned="t" path="m,l21600,21600e" filled="f">
                 <v:path arrowok="t" fillok="f" o:connecttype="none"/>
                 <o:lock v:ext="edit" shapetype="t"/>
               </v:shapetype>
-              <v:shape id="AutoShape 5" o:spid="_x0000_s1026" type="#_x0000_t32" style="position:absolute;margin-left:24.15pt;margin-top:14.55pt;width:78pt;height:0;z-index:251664896;visibility:visible;mso-wrap-style:square;mso-width-percent:0;mso-height-percent:0;mso-wrap-distance-left:9pt;mso-wrap-distance-top:0;mso-wrap-distance-right:9pt;mso-wrap-distance-bottom:0;mso-position-horizontal:absolute;mso-position-horizontal-relative:text;mso-position-vertical:absolute;mso-position-vertical-relative:text;mso-width-percent:0;mso-height-percent:0;mso-width-relative:page;mso-height-relative:page" o:gfxdata="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"/>
+              <v:shape id="AutoShape 5" o:spid="_x0000_s1026" type="#_x0000_t32" style="position:absolute;margin-left:24.15pt;margin-top:14.55pt;width:78pt;height:0;z-index:251664896;visibility:visible;mso-wrap-style:square;mso-width-percent:0;mso-height-percent:0;mso-wrap-distance-left:9pt;mso-wrap-distance-top:0;mso-wrap-distance-right:9pt;mso-wrap-distance-bottom:0;mso-position-horizontal:absolute;mso-position-horizontal-relative:text;mso-position-vertical:absolute;mso-position-vertical-relative:text;mso-width-percent:0;mso-height-percent:0;mso-width-relative:page;mso-height-relative:page" o:gfxdata="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"/>
             </w:pict>
           </mc:Fallback>
         </mc:AlternateContent>
@@ -202,7 +202,7 @@
           </mc:Choice>
           <mc:Fallback>
             <w:pict>
-              <v:shape w14:anchorId="2A170E19" id="AutoShape 6" o:spid="_x0000_s1026" type="#_x0000_t32" style="position:absolute;margin-left:254.9pt;margin-top:14.7pt;width:170.25pt;height:0;z-index:251665920;visibility:visible;mso-wrap-style:square;mso-width-percent:0;mso-height-percent:0;mso-wrap-distance-left:9pt;mso-wrap-distance-top:0;mso-wrap-distance-right:9pt;mso-wrap-distance-bottom:0;mso-position-horizontal:absolute;mso-position-horizontal-relative:text;mso-position-vertical:absolute;mso-position-vertical-relative:text;mso-width-percent:0;mso-height-percent:0;mso-width-relative:page;mso-height-relative:page" o:gfxdata="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"/>
+              <v:shape w14:anchorId="6CB09D3F" id="AutoShape 6" o:spid="_x0000_s1026" type="#_x0000_t32" style="position:absolute;margin-left:254.9pt;margin-top:14.7pt;width:170.25pt;height:0;z-index:251665920;visibility:visible;mso-wrap-style:square;mso-width-percent:0;mso-height-percent:0;mso-wrap-distance-left:9pt;mso-wrap-distance-top:0;mso-wrap-distance-right:9pt;mso-wrap-distance-bottom:0;mso-position-horizontal:absolute;mso-position-horizontal-relative:text;mso-position-vertical:absolute;mso-position-vertical-relative:text;mso-width-percent:0;mso-height-percent:0;mso-width-relative:page;mso-height-relative:page" o:gfxdata="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"/>
             </w:pict>
           </mc:Fallback>
         </mc:AlternateContent>
@@ -214,7 +214,7 @@
           <w:sz w:val="26"/>
           <w:szCs w:val="26"/>
         </w:rPr>
-        <w:t>CỤC THUẾ TỈNH QUẢNG TRỊ</w:t>
+        <w:t xml:space="preserve">CHI </w:t>
       </w:r>
       <w:r>
         <w:rPr>
@@ -223,6 +223,24 @@
           <w:sz w:val="26"/>
           <w:szCs w:val="26"/>
         </w:rPr>
+        <w:t xml:space="preserve">CỤC THUẾ </w:t>
+      </w:r>
+      <w:r>
+        <w:rPr>
+          <w:b/>
+          <w:color w:val="000000" w:themeColor="text1"/>
+          <w:sz w:val="26"/>
+          <w:szCs w:val="26"/>
+        </w:rPr>
+        <w:t>KHU VỰC XI</w:t>
+      </w:r>
+      <w:r>
+        <w:rPr>
+          <w:b/>
+          <w:color w:val="000000" w:themeColor="text1"/>
+          <w:sz w:val="26"/>
+          <w:szCs w:val="26"/>
+        </w:rPr>
         <w:tab/>
       </w:r>
       <w:r>
@@ -237,7 +255,7 @@
     <w:p>
       <w:pPr>
         <w:tabs>
-          <w:tab w:val="center" w:pos="1276"/>
+          <w:tab w:val="center" w:pos="1418"/>
           <w:tab w:val="right" w:pos="9072"/>
         </w:tabs>
         <w:spacing w:before="120" w:after="0" w:line="240" w:lineRule="auto"/>
@@ -257,7 +275,7 @@
           <w:szCs w:val="26"/>
         </w:rPr>
         <w:tab/>
-        <w:t>Số:           /QĐ-CTQTR</w:t>
+        <w:t>Số:           /QĐ-C</w:t>
       </w:r>
       <w:r>
         <w:rPr>
@@ -265,6 +283,30 @@
           <w:sz w:val="26"/>
           <w:szCs w:val="26"/>
         </w:rPr>
+        <w:t>C</w:t>
+      </w:r>
+      <w:r>
+        <w:rPr>
+          <w:color w:val="000000" w:themeColor="text1"/>
+          <w:sz w:val="26"/>
+          <w:szCs w:val="26"/>
+        </w:rPr>
+        <w:t>T</w:t>
+      </w:r>
+      <w:r>
+        <w:rPr>
+          <w:color w:val="000000" w:themeColor="text1"/>
+          <w:sz w:val="26"/>
+          <w:szCs w:val="26"/>
+        </w:rPr>
+        <w:t>KV.XI</w:t>
+      </w:r>
+      <w:r>
+        <w:rPr>
+          <w:color w:val="000000" w:themeColor="text1"/>
+          <w:sz w:val="26"/>
+          <w:szCs w:val="26"/>
+        </w:rPr>
         <w:tab/>
       </w:r>
       <w:r>
@@ -394,7 +436,7 @@
     </w:p>
     <w:p>
       <w:pPr>
-        <w:spacing w:before="120" w:after="0" w:line="240" w:lineRule="auto"/>
+        <w:spacing w:before="240" w:after="0" w:line="240" w:lineRule="auto"/>
         <w:jc w:val="center"/>
         <w:rPr>
           <w:b/>
@@ -474,7 +516,7 @@
           </mc:Choice>
           <mc:Fallback>
             <w:pict>
-              <v:shape w14:anchorId="7DA30D50" id="AutoShape 7" o:spid="_x0000_s1026" type="#_x0000_t32" style="position:absolute;margin-left:157.85pt;margin-top:1.3pt;width:146.7pt;height:0;z-index:251662848;visibility:visible;mso-wrap-style:square;mso-width-percent:0;mso-height-percent:0;mso-wrap-distance-left:9pt;mso-wrap-distance-top:0;mso-wrap-distance-right:9pt;mso-wrap-distance-bottom:0;mso-position-horizontal:absolute;mso-position-horizontal-relative:text;mso-position-vertical:absolute;mso-position-vertical-relative:text;mso-width-percent:0;mso-height-percent:0;mso-width-relative:page;mso-height-relative:page" o:gfxdata="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"/>
+              <v:shape w14:anchorId="1A8F4365" id="AutoShape 7" o:spid="_x0000_s1026" type="#_x0000_t32" style="position:absolute;margin-left:157.85pt;margin-top:1.3pt;width:146.7pt;height:0;z-index:251662848;visibility:visible;mso-wrap-style:square;mso-width-percent:0;mso-height-percent:0;mso-wrap-distance-left:9pt;mso-wrap-distance-top:0;mso-wrap-distance-right:9pt;mso-wrap-distance-bottom:0;mso-position-horizontal:absolute;mso-position-horizontal-relative:text;mso-position-vertical:absolute;mso-position-vertical-relative:text;mso-width-percent:0;mso-height-percent:0;mso-width-relative:page;mso-height-relative:page" o:gfxdata="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"/>
             </w:pict>
           </mc:Fallback>
         </mc:AlternateContent>
@@ -487,12 +529,42 @@
           <w:color w:val="000000" w:themeColor="text1"/>
           <w:szCs w:val="28"/>
         </w:rPr>
-        <w:t>CỤC TRƯỞNG CỤC THUẾ TỈNH QUẢNG TRỊ</w:t>
+        <w:t xml:space="preserve">CHI </w:t>
+      </w:r>
+      <w:r>
+        <w:rPr>
+          <w:b/>
+          <w:bCs/>
+          <w:iCs/>
+          <w:color w:val="000000" w:themeColor="text1"/>
+          <w:szCs w:val="28"/>
+        </w:rPr>
+        <w:t xml:space="preserve">CỤC TRƯỞNG </w:t>
+      </w:r>
+      <w:r>
+        <w:rPr>
+          <w:b/>
+          <w:bCs/>
+          <w:iCs/>
+          <w:color w:val="000000" w:themeColor="text1"/>
+          <w:szCs w:val="28"/>
+        </w:rPr>
+        <w:t xml:space="preserve">CHI </w:t>
+      </w:r>
+      <w:r>
+        <w:rPr>
+          <w:b/>
+          <w:bCs/>
+          <w:iCs/>
+          <w:color w:val="000000" w:themeColor="text1"/>
+          <w:szCs w:val="28"/>
+        </w:rPr>
+        <w:t>CỤC THUẾ</w:t>
       </w:r>
     </w:p>
     <w:p>
       <w:pPr>
-        <w:spacing w:after="0" w:line="240" w:lineRule="auto"/>
+        <w:spacing w:before="40" w:after="0" w:line="240" w:lineRule="auto"/>
         <w:ind w:firstLine="425"/>
         <w:jc w:val="both"/>
         <w:rPr>
@@ -552,7 +624,7 @@
     </w:p>
     <w:p>
       <w:pPr>
-        <w:spacing w:after="0" w:line="240" w:lineRule="auto"/>
+        <w:spacing w:before="40" w:after="0" w:line="240" w:lineRule="auto"/>
         <w:ind w:firstLine="425"/>
         <w:jc w:val="both"/>
         <w:rPr>
@@ -596,7 +668,7 @@
     </w:p>
     <w:p>
       <w:pPr>
-        <w:spacing w:after="0" w:line="240" w:lineRule="auto"/>
+        <w:spacing w:before="40" w:after="0" w:line="240" w:lineRule="auto"/>
         <w:ind w:firstLine="425"/>
         <w:jc w:val="both"/>
         <w:rPr>
@@ -607,96 +679,79 @@
       </w:pPr>
       <w:r>
         <w:rPr>
-          <w:i/>
-          <w:color w:val="000000" w:themeColor="text1"/>
-          <w:szCs w:val="28"/>
-        </w:rPr>
-        <w:t>Căn cứ Quyết định số 1</w:t>
-      </w:r>
-      <w:r>
-        <w:rPr>
-          <w:i/>
-          <w:color w:val="000000" w:themeColor="text1"/>
-          <w:szCs w:val="28"/>
-        </w:rPr>
-        <w:t>836</w:t>
-      </w:r>
-      <w:r>
-        <w:rPr>
-          <w:i/>
-          <w:color w:val="000000" w:themeColor="text1"/>
-          <w:szCs w:val="28"/>
+          <w:bCs/>
+          <w:i/>
+        </w:rPr>
+        <w:t xml:space="preserve">Căn cứ Quyết định số </w:t>
+      </w:r>
+      <w:r>
+        <w:rPr>
+          <w:bCs/>
+          <w:i/>
+        </w:rPr>
+        <w:t>904</w:t>
+      </w:r>
+      <w:r>
+        <w:rPr>
+          <w:bCs/>
+          <w:i/>
         </w:rPr>
         <w:t xml:space="preserve">/QĐ-BTC ngày </w:t>
       </w:r>
       <w:r>
         <w:rPr>
-          <w:i/>
-          <w:color w:val="000000" w:themeColor="text1"/>
-          <w:szCs w:val="28"/>
-        </w:rPr>
-        <w:t>08</w:t>
-      </w:r>
-      <w:r>
-        <w:rPr>
-          <w:i/>
-          <w:color w:val="000000" w:themeColor="text1"/>
-          <w:szCs w:val="28"/>
-        </w:rPr>
-        <w:t xml:space="preserve"> tháng </w:t>
-      </w:r>
-      <w:r>
-        <w:rPr>
-          <w:i/>
-          <w:color w:val="000000" w:themeColor="text1"/>
-          <w:szCs w:val="28"/>
-        </w:rPr>
-        <w:t>10</w:t>
-      </w:r>
-      <w:r>
-        <w:rPr>
-          <w:i/>
-          <w:color w:val="000000" w:themeColor="text1"/>
-          <w:szCs w:val="28"/>
-        </w:rPr>
-        <w:t xml:space="preserve"> năm 201</w:t>
-      </w:r>
-      <w:r>
-        <w:rPr>
-          <w:i/>
-          <w:color w:val="000000" w:themeColor="text1"/>
-          <w:szCs w:val="28"/>
-        </w:rPr>
-        <w:t>8</w:t>
-      </w:r>
-      <w:r>
-        <w:rPr>
-          <w:i/>
-          <w:color w:val="000000" w:themeColor="text1"/>
-          <w:szCs w:val="28"/>
-        </w:rPr>
-        <w:t xml:space="preserve"> của Bộ Tài Chính quy định chức năng, nhiệm vụ, quyền hạn và cơ cấu tổ chức của Cục Thuế thuộc Tổng </w:t>
-      </w:r>
-      <w:r>
-        <w:rPr>
-          <w:i/>
-          <w:color w:val="000000" w:themeColor="text1"/>
-          <w:szCs w:val="28"/>
-        </w:rPr>
-        <w:t>c</w:t>
-      </w:r>
-      <w:r>
-        <w:rPr>
-          <w:i/>
-          <w:color w:val="000000" w:themeColor="text1"/>
-          <w:szCs w:val="28"/>
-        </w:rPr>
-        <w:t>ục Thuế;</w:t>
+          <w:bCs/>
+          <w:i/>
+        </w:rPr>
+        <w:t>03/03/2025</w:t>
+      </w:r>
+      <w:r>
+        <w:rPr>
+          <w:bCs/>
+          <w:i/>
+        </w:rPr>
+        <w:t xml:space="preserve"> của Bộ Tài chính quy định chức năng, nhiệm vụ, quyền hạn và cơ cấu tổ chức của C</w:t>
+      </w:r>
+      <w:r>
+        <w:rPr>
+          <w:bCs/>
+          <w:i/>
+        </w:rPr>
+        <w:t>hi c</w:t>
+      </w:r>
+      <w:r>
+        <w:rPr>
+          <w:bCs/>
+          <w:i/>
+        </w:rPr>
+        <w:t xml:space="preserve">ục Thuế </w:t>
+      </w:r>
+      <w:r>
+        <w:rPr>
+          <w:bCs/>
+          <w:i/>
+        </w:rPr>
+        <w:t xml:space="preserve">khu vực </w:t>
+      </w:r>
+      <w:r>
+        <w:rPr>
+          <w:bCs/>
+          <w:i/>
+        </w:rPr>
+        <w:t>thuộc Cục Thuế</w:t>
+      </w:r>
+      <w:r>
+        <w:rPr>
+          <w:i/>
+          <w:color w:val="000000" w:themeColor="text1"/>
+          <w:szCs w:val="28"/>
+        </w:rPr>
+        <w:t>;</w:t>
       </w:r>
     </w:p>
     <w:p>
       <w:pPr>
-        <w:spacing w:after="0" w:line="240" w:lineRule="auto"/>
+        <w:spacing w:before="40" w:after="0" w:line="240" w:lineRule="auto"/>
         <w:ind w:firstLine="425"/>
         <w:jc w:val="both"/>
         <w:rPr>
@@ -711,36 +766,20 @@
           <w:color w:val="000000" w:themeColor="text1"/>
           <w:szCs w:val="28"/>
         </w:rPr>
-        <w:t xml:space="preserve">Căn cứ </w:t>
-      </w:r>
-      <w:r>
-        <w:rPr>
-          <w:i/>
-          <w:color w:val="000000" w:themeColor="text1"/>
-          <w:szCs w:val="28"/>
-        </w:rPr>
-        <w:t>&lt;quy_trinh_ttra&gt;</w:t>
-      </w:r>
-      <w:r>
-        <w:rPr>
-          <w:i/>
-          <w:color w:val="000000" w:themeColor="text1"/>
-          <w:szCs w:val="28"/>
-        </w:rPr>
-        <w:t xml:space="preserve"> </w:t>
-      </w:r>
-      <w:r>
-        <w:rPr>
-          <w:i/>
-          <w:color w:val="000000" w:themeColor="text1"/>
-          <w:szCs w:val="28"/>
-        </w:rPr>
-        <w:t>của Tổng cục Thuế về việc ban hành quy trình thanh tra;</w:t>
+        <w:t>Căn cứ &lt;ttra_dot_xuat&gt; của Chi cục Thuế khu vực XI về việc phê duyệt kế hoạch thanh tra đột xuất tại trụ sở người nộp thuế năm 2025</w:t>
+      </w:r>
+      <w:r>
+        <w:rPr>
+          <w:i/>
+          <w:color w:val="000000" w:themeColor="text1"/>
+          <w:szCs w:val="28"/>
+        </w:rPr>
+        <w:t>;</w:t>
       </w:r>
     </w:p>
     <w:p>
       <w:pPr>
-        <w:spacing w:after="0" w:line="240" w:lineRule="auto"/>
+        <w:spacing w:before="40" w:after="0" w:line="240" w:lineRule="auto"/>
         <w:ind w:firstLine="425"/>
         <w:jc w:val="both"/>
         <w:rPr>
@@ -753,23 +792,15 @@
         <w:rPr>
           <w:i/>
           <w:color w:val="000000" w:themeColor="text1"/>
-          <w:szCs w:val="28"/>
-        </w:rPr>
-        <w:t xml:space="preserve">Căn cứ </w:t>
-      </w:r>
-      <w:r>
-        <w:rPr>
-          <w:i/>
-          <w:color w:val="000000" w:themeColor="text1"/>
-          <w:szCs w:val="28"/>
-        </w:rPr>
-        <w:t>&lt;bsung_qtrinh_ttra&gt;</w:t>
-      </w:r>
-      <w:r>
-        <w:rPr>
-          <w:i/>
-          <w:color w:val="000000" w:themeColor="text1"/>
-          <w:szCs w:val="28"/>
+          <w:lang w:val="nl-NL"/>
+        </w:rPr>
+        <w:t>Căn cứ Quy chế chia sẻ dữ liệu và phối hợp công tác</w:t>
+      </w:r>
+      <w:r>
+        <w:rPr>
+          <w:i/>
+          <w:color w:val="000000" w:themeColor="text1"/>
+          <w:lang w:val="vi-VN"/>
         </w:rPr>
         <w:t xml:space="preserve"> </w:t>
       </w:r>
@@ -777,50 +808,66 @@
         <w:rPr>
           <w:i/>
           <w:color w:val="000000" w:themeColor="text1"/>
-          <w:szCs w:val="28"/>
-        </w:rPr>
-        <w:t>của Tổng cục Thuế về việc sửa đổi, bổ sung Quy trình thanh tra thuế;</w:t>
+          <w:lang w:val="nl-NL"/>
+        </w:rPr>
+        <w:t xml:space="preserve">số </w:t>
+      </w:r>
+      <w:r>
+        <w:rPr>
+          <w:i/>
+          <w:color w:val="000000" w:themeColor="text1"/>
+          <w:lang w:val="vi-VN"/>
+        </w:rPr>
+        <w:t>1999</w:t>
+      </w:r>
+      <w:r>
+        <w:rPr>
+          <w:i/>
+          <w:color w:val="000000" w:themeColor="text1"/>
+          <w:lang w:val="nl-NL"/>
+        </w:rPr>
+        <w:t xml:space="preserve">/QCPH-BHXH-TCT ngày </w:t>
+      </w:r>
+      <w:r>
+        <w:rPr>
+          <w:i/>
+          <w:color w:val="000000" w:themeColor="text1"/>
+          <w:lang w:val="vi-VN"/>
+        </w:rPr>
+        <w:t>09/07/2021</w:t>
+      </w:r>
+      <w:r>
+        <w:rPr>
+          <w:i/>
+          <w:color w:val="000000" w:themeColor="text1"/>
+          <w:lang w:val="nl-NL"/>
+        </w:rPr>
+        <w:t xml:space="preserve"> giữa Bảo hiểm xã hội Việt Nam và Tổng cục Thuế;</w:t>
       </w:r>
     </w:p>
     <w:p>
       <w:pPr>
-        <w:spacing w:after="0" w:line="240" w:lineRule="auto"/>
+        <w:spacing w:before="40" w:after="0" w:line="240" w:lineRule="auto"/>
         <w:ind w:firstLine="425"/>
         <w:jc w:val="both"/>
         <w:rPr>
           <w:i/>
           <w:color w:val="000000" w:themeColor="text1"/>
-          <w:szCs w:val="28"/>
-        </w:rPr>
-      </w:pPr>
-      <w:r>
-        <w:rPr>
-          <w:i/>
-          <w:color w:val="000000" w:themeColor="text1"/>
-          <w:szCs w:val="28"/>
-        </w:rPr>
-        <w:t xml:space="preserve">Căn cứ </w:t>
-      </w:r>
-      <w:r>
-        <w:rPr>
-          <w:i/>
-          <w:color w:val="000000" w:themeColor="text1"/>
-          <w:szCs w:val="28"/>
-        </w:rPr>
-        <w:t>&lt;can_cu&gt;</w:t>
-      </w:r>
-      <w:r>
-        <w:rPr>
-          <w:i/>
-          <w:color w:val="000000" w:themeColor="text1"/>
-          <w:szCs w:val="28"/>
-        </w:rPr>
-        <w:t>;</w:t>
+          <w:lang w:val="nl-NL"/>
+        </w:rPr>
+      </w:pPr>
+      <w:r>
+        <w:rPr>
+          <w:i/>
+          <w:color w:val="000000" w:themeColor="text1"/>
+          <w:lang w:val="nl-NL"/>
+        </w:rPr>
+        <w:t>Căn cứ Quy chế phối hợp số 1822/QCPH/BTC-TLĐ ngày 08/12/2014 giữa Bộ Tài chính và Tổng liên đoàn Lao động Việt Nam và Quy chế phối hợp số 52/QCPH/CT-LĐLĐ ngày 10/04/2015 giữa Cục Thuế và Liên đoàn Lao động tỉnh Quảng Trị;</w:t>
       </w:r>
     </w:p>
     <w:p>
       <w:pPr>
-        <w:spacing w:after="0" w:line="240" w:lineRule="auto"/>
+        <w:spacing w:before="40" w:after="0" w:line="240" w:lineRule="auto"/>
         <w:ind w:firstLine="425"/>
         <w:jc w:val="both"/>
         <w:rPr>
@@ -833,94 +880,6 @@
         <w:rPr>
           <w:i/>
           <w:color w:val="000000" w:themeColor="text1"/>
-          <w:lang w:val="nl-NL"/>
-        </w:rPr>
-        <w:t>Căn cứ Quy chế chia sẻ dữ liệu và phối hợp công tác</w:t>
-      </w:r>
-      <w:r>
-        <w:rPr>
-          <w:i/>
-          <w:color w:val="000000" w:themeColor="text1"/>
-          <w:lang w:val="vi-VN"/>
-        </w:rPr>
-        <w:t xml:space="preserve"> </w:t>
-      </w:r>
-      <w:r>
-        <w:rPr>
-          <w:i/>
-          <w:color w:val="000000" w:themeColor="text1"/>
-          <w:lang w:val="nl-NL"/>
-        </w:rPr>
-        <w:t xml:space="preserve">số </w:t>
-      </w:r>
-      <w:r>
-        <w:rPr>
-          <w:i/>
-          <w:color w:val="000000" w:themeColor="text1"/>
-          <w:lang w:val="vi-VN"/>
-        </w:rPr>
-        <w:t>1999</w:t>
-      </w:r>
-      <w:r>
-        <w:rPr>
-          <w:i/>
-          <w:color w:val="000000" w:themeColor="text1"/>
-          <w:lang w:val="nl-NL"/>
-        </w:rPr>
-        <w:t xml:space="preserve">/QCPH-BHXH-TCT ngày </w:t>
-      </w:r>
-      <w:r>
-        <w:rPr>
-          <w:i/>
-          <w:color w:val="000000" w:themeColor="text1"/>
-          <w:lang w:val="vi-VN"/>
-        </w:rPr>
-        <w:t>09/07/2021</w:t>
-      </w:r>
-      <w:r>
-        <w:rPr>
-          <w:i/>
-          <w:color w:val="000000" w:themeColor="text1"/>
-          <w:lang w:val="nl-NL"/>
-        </w:rPr>
-        <w:t xml:space="preserve"> giữa Bảo hiểm xã hội Việt Nam và Tổng cục Thuế;</w:t>
-      </w:r>
-    </w:p>
-    <w:p>
-      <w:pPr>
-        <w:spacing w:after="0" w:line="240" w:lineRule="auto"/>
-        <w:ind w:firstLine="425"/>
-        <w:jc w:val="both"/>
-        <w:rPr>
-          <w:i/>
-          <w:color w:val="000000" w:themeColor="text1"/>
-          <w:lang w:val="nl-NL"/>
-        </w:rPr>
-      </w:pPr>
-      <w:r>
-        <w:rPr>
-          <w:i/>
-          <w:color w:val="000000" w:themeColor="text1"/>
-          <w:lang w:val="nl-NL"/>
-        </w:rPr>
-        <w:t>Căn cứ Quy chế phối hợp số 1822/QCPH/BTC-TLĐ ngày 08/12/2014 giữa Bộ Tài chính và Tổng liên đoàn Lao động Việt Nam và Quy chế phối hợp số 52/QCPH/CT-LĐLĐ ngày 10/04/2015 giữa Cục Thuế và Liên đoàn Lao động tỉnh Quảng Trị;</w:t>
-      </w:r>
-    </w:p>
-    <w:p>
-      <w:pPr>
-        <w:spacing w:after="0" w:line="240" w:lineRule="auto"/>
-        <w:ind w:firstLine="425"/>
-        <w:jc w:val="both"/>
-        <w:rPr>
-          <w:i/>
-          <w:color w:val="000000" w:themeColor="text1"/>
-          <w:szCs w:val="28"/>
-        </w:rPr>
-      </w:pPr>
-      <w:r>
-        <w:rPr>
-          <w:i/>
-          <w:color w:val="000000" w:themeColor="text1"/>
           <w:szCs w:val="28"/>
         </w:rPr>
         <w:t xml:space="preserve">Theo </w:t>
@@ -956,6 +915,14 @@
           <w:szCs w:val="28"/>
         </w:rPr>
         <w:t>Kiểm tra</w:t>
+      </w:r>
+      <w:r>
+        <w:rPr>
+          <w:i/>
+          <w:color w:val="000000" w:themeColor="text1"/>
+          <w:szCs w:val="28"/>
+        </w:rPr>
+        <w:t xml:space="preserve"> số 4</w:t>
       </w:r>
       <w:r>
         <w:rPr>
@@ -988,7 +955,7 @@
     </w:p>
     <w:p>
       <w:pPr>
-        <w:spacing w:after="0" w:line="240" w:lineRule="auto"/>
+        <w:spacing w:before="40" w:after="0" w:line="240" w:lineRule="auto"/>
         <w:ind w:firstLine="425"/>
         <w:jc w:val="both"/>
         <w:rPr>
@@ -1033,7 +1000,7 @@
     </w:p>
     <w:p>
       <w:pPr>
-        <w:spacing w:after="0" w:line="240" w:lineRule="auto"/>
+        <w:spacing w:before="40" w:after="0" w:line="240" w:lineRule="auto"/>
         <w:ind w:firstLine="425"/>
         <w:jc w:val="both"/>
         <w:rPr>
@@ -1079,7 +1046,7 @@
     </w:p>
     <w:p>
       <w:pPr>
-        <w:spacing w:after="0" w:line="240" w:lineRule="auto"/>
+        <w:spacing w:before="40" w:after="0" w:line="240" w:lineRule="auto"/>
         <w:ind w:firstLine="425"/>
         <w:jc w:val="both"/>
         <w:rPr>
@@ -1139,7 +1106,7 @@
     </w:p>
     <w:p>
       <w:pPr>
-        <w:spacing w:after="0" w:line="240" w:lineRule="auto"/>
+        <w:spacing w:before="40" w:after="0" w:line="240" w:lineRule="auto"/>
         <w:ind w:firstLine="425"/>
         <w:jc w:val="both"/>
         <w:rPr>
@@ -1171,7 +1138,7 @@
     </w:p>
     <w:p>
       <w:pPr>
-        <w:spacing w:after="0" w:line="240" w:lineRule="auto"/>
+        <w:spacing w:before="40" w:after="0" w:line="240" w:lineRule="auto"/>
         <w:ind w:firstLine="425"/>
         <w:jc w:val="both"/>
         <w:rPr>
@@ -1210,7 +1177,7 @@
     </w:p>
     <w:p>
       <w:pPr>
-        <w:spacing w:after="0" w:line="360" w:lineRule="auto"/>
+        <w:spacing w:before="40" w:after="0" w:line="360" w:lineRule="auto"/>
         <w:ind w:firstLine="425"/>
         <w:jc w:val="both"/>
         <w:rPr>
@@ -1265,7 +1232,7 @@
       </w:tblGrid>
       <w:tr>
         <w:trPr>
-          <w:trHeight w:val="223"/>
+          <w:trHeight w:val="283"/>
         </w:trPr>
         <w:tc>
           <w:tcPr>
@@ -1362,7 +1329,7 @@
       </w:tr>
       <w:tr>
         <w:trPr>
-          <w:trHeight w:val="341"/>
+          <w:trHeight w:val="283"/>
         </w:trPr>
         <w:tc>
           <w:tcPr>
@@ -1459,7 +1426,7 @@
       </w:tr>
       <w:tr>
         <w:trPr>
-          <w:trHeight w:val="275"/>
+          <w:trHeight w:val="283"/>
         </w:trPr>
         <w:tc>
           <w:tcPr>
@@ -1556,7 +1523,7 @@
       </w:tr>
       <w:tr>
         <w:trPr>
-          <w:trHeight w:val="275"/>
+          <w:trHeight w:val="283"/>
         </w:trPr>
         <w:tc>
           <w:tcPr>
@@ -1653,7 +1620,7 @@
       </w:tr>
       <w:tr>
         <w:trPr>
-          <w:trHeight w:val="275"/>
+          <w:trHeight w:val="283"/>
         </w:trPr>
         <w:tc>
           <w:tcPr>
@@ -1750,7 +1717,7 @@
       </w:tr>
       <w:tr>
         <w:trPr>
-          <w:trHeight w:val="275"/>
+          <w:trHeight w:val="283"/>
         </w:trPr>
         <w:tc>
           <w:tcPr>
@@ -1847,7 +1814,7 @@
       </w:tr>
       <w:tr>
         <w:trPr>
-          <w:trHeight w:val="275"/>
+          <w:trHeight w:val="283"/>
         </w:trPr>
         <w:tc>
           <w:tcPr>
@@ -1944,7 +1911,7 @@
       </w:tr>
       <w:tr>
         <w:trPr>
-          <w:trHeight w:val="275"/>
+          <w:trHeight w:val="283"/>
         </w:trPr>
         <w:tc>
           <w:tcPr>
@@ -2041,7 +2008,7 @@
       </w:tr>
       <w:tr>
         <w:trPr>
-          <w:trHeight w:val="275"/>
+          <w:trHeight w:val="283"/>
         </w:trPr>
         <w:tc>
           <w:tcPr>
@@ -2298,7 +2265,6 @@
           <w:color w:val="000000" w:themeColor="text1"/>
           <w:szCs w:val="28"/>
         </w:rPr>
-        <w:lastRenderedPageBreak/>
         <w:t>Điều 3.</w:t>
       </w:r>
       <w:r>
@@ -2350,6 +2316,7 @@
           <w:sz w:val="24"/>
           <w:szCs w:val="24"/>
         </w:rPr>
+        <w:lastRenderedPageBreak/>
         <w:t>Nơi nhận:</w:t>
       </w:r>
       <w:r>
@@ -2374,7 +2341,7 @@
         <w:tabs>
           <w:tab w:val="center" w:pos="7655"/>
         </w:tabs>
-        <w:spacing w:before="60" w:after="0" w:line="240" w:lineRule="auto"/>
+        <w:spacing w:after="0" w:line="240" w:lineRule="auto"/>
         <w:jc w:val="both"/>
         <w:rPr>
           <w:color w:val="000000" w:themeColor="text1"/>
@@ -2386,7 +2353,14 @@
           <w:color w:val="000000" w:themeColor="text1"/>
           <w:sz w:val="22"/>
         </w:rPr>
-        <w:t>- Như Đ</w:t>
+        <w:t xml:space="preserve">- Như </w:t>
+      </w:r>
+      <w:r>
+        <w:rPr>
+          <w:color w:val="000000" w:themeColor="text1"/>
+          <w:sz w:val="22"/>
+        </w:rPr>
+        <w:t>đ</w:t>
       </w:r>
       <w:r>
         <w:rPr>
@@ -2448,7 +2422,21 @@
           <w:color w:val="000000" w:themeColor="text1"/>
           <w:sz w:val="22"/>
         </w:rPr>
-        <w:t>- Lưu: VT, TTKT (04b).</w:t>
+        <w:t>- Lưu: VT, TTKT</w:t>
+      </w:r>
+      <w:r>
+        <w:rPr>
+          <w:color w:val="000000" w:themeColor="text1"/>
+          <w:sz w:val="22"/>
+        </w:rPr>
+        <w:t>4</w:t>
+      </w:r>
+      <w:r>
+        <w:rPr>
+          <w:color w:val="000000" w:themeColor="text1"/>
+          <w:sz w:val="22"/>
+        </w:rPr>
+        <w:t xml:space="preserve"> (04b).</w:t>
       </w:r>
     </w:p>
     <w:p>
@@ -2572,7 +2560,7 @@
 </file>
 
 <file path=word/numbering.xml><?xml version="1.0" encoding="utf-8"?>
-<w:numbering xmlns:wpc="http://schemas.microsoft.com/office/word/2010/wordprocessingCanvas" xmlns:cx="http://schemas.microsoft.com/office/drawing/2014/chartex" xmlns:cx1="http://schemas.microsoft.com/office/drawing/2015/9/8/chartex" xmlns:cx2="http://schemas.microsoft.com/office/drawing/2015/10/21/chartex" xmlns:cx3="http://schemas.microsoft.com/office/drawing/2016/5/9/chartex" xmlns:cx4="http://schemas.microsoft.com/office/drawing/2016/5/10/chartex" xmlns:cx5="http://schemas.microsoft.com/office/drawing/2016/5/11/chartex" xmlns:cx6="http://schemas.microsoft.com/office/drawing/2016/5/12/chartex" xmlns:cx7="http://schemas.microsoft.com/office/drawing/2016/5/13/chartex" xmlns:cx8="http://schemas.microsoft.com/office/drawing/2016/5/14/chartex" xmlns:mc="http://schemas.openxmlformats.org/markup-compatibility/2006" xmlns:aink="http://schemas.microsoft.com/office/drawing/2016/ink" xmlns:am3d="http://schemas.microsoft.com/office/drawing/2017/model3d" xmlns:o="urn:schemas-microsoft-com:office:office" xmlns:r="http://schemas.openxmlformats.org/officeDocument/2006/relationships" xmlns:m="http://schemas.openxmlformats.org/officeDocument/2006/math" xmlns:v="urn:schemas-microsoft-com:vml" xmlns:wp14="http://schemas.microsoft.com/office/word/2010/wordprocessingDrawing" xmlns:wp="http://schemas.openxmlformats.org/drawingml/2006/wordprocessingDrawing" xmlns:w10="urn:schemas-microsoft-com:office:word" xmlns:w="http://schemas.openxmlformats.org/wordprocessingml/2006/main" xmlns:w14="http://schemas.microsoft.com/office/word/2010/wordml" xmlns:w15="http://schemas.microsoft.com/office/word/2012/wordml" xmlns:w16cex="http://schemas.microsoft.com/office/word/2018/wordml/cex" xmlns:w16cid="http://schemas.microsoft.com/office/word/2016/wordml/cid" xmlns:w16="http://schemas.microsoft.com/office/word/2018/wordml" xmlns:w16sdtdh="http://schemas.microsoft.com/office/word/2020/wordml/sdtdatahash" xmlns:w16se="http://schemas.microsoft.com/office/word/2015/wordml/symex" xmlns:wpg="http://schemas.microsoft.com/office/word/2010/wordprocessingGroup" xmlns:wpi="http://schemas.microsoft.com/office/word/2010/wordprocessingInk" xmlns:wne="http://schemas.microsoft.com/office/word/2006/wordml" xmlns:wps="http://schemas.microsoft.com/office/word/2010/wordprocessingShape" mc:Ignorable="w14 w15 w16se w16cid w16 w16cex w16sdtdh wp14">
+<w:numbering xmlns:wpc="http://schemas.microsoft.com/office/word/2010/wordprocessingCanvas" xmlns:cx="http://schemas.microsoft.com/office/drawing/2014/chartex" xmlns:cx1="http://schemas.microsoft.com/office/drawing/2015/9/8/chartex" xmlns:cx2="http://schemas.microsoft.com/office/drawing/2015/10/21/chartex" xmlns:cx3="http://schemas.microsoft.com/office/drawing/2016/5/9/chartex" xmlns:cx4="http://schemas.microsoft.com/office/drawing/2016/5/10/chartex" xmlns:cx5="http://schemas.microsoft.com/office/drawing/2016/5/11/chartex" xmlns:cx6="http://schemas.microsoft.com/office/drawing/2016/5/12/chartex" xmlns:cx7="http://schemas.microsoft.com/office/drawing/2016/5/13/chartex" xmlns:cx8="http://schemas.microsoft.com/office/drawing/2016/5/14/chartex" xmlns:mc="http://schemas.openxmlformats.org/markup-compatibility/2006" xmlns:aink="http://schemas.microsoft.com/office/drawing/2016/ink" xmlns:am3d="http://schemas.microsoft.com/office/drawing/2017/model3d" xmlns:o="urn:schemas-microsoft-com:office:office" xmlns:oel="http://schemas.microsoft.com/office/2019/extlst" xmlns:r="http://schemas.openxmlformats.org/officeDocument/2006/relationships" xmlns:m="http://schemas.openxmlformats.org/officeDocument/2006/math" xmlns:v="urn:schemas-microsoft-com:vml" xmlns:wp14="http://schemas.microsoft.com/office/word/2010/wordprocessingDrawing" xmlns:wp="http://schemas.openxmlformats.org/drawingml/2006/wordprocessingDrawing" xmlns:w10="urn:schemas-microsoft-com:office:word" xmlns:w="http://schemas.openxmlformats.org/wordprocessingml/2006/main" xmlns:w14="http://schemas.microsoft.com/office/word/2010/wordml" xmlns:w15="http://schemas.microsoft.com/office/word/2012/wordml" xmlns:w16cex="http://schemas.microsoft.com/office/word/2018/wordml/cex" xmlns:w16cid="http://schemas.microsoft.com/office/word/2016/wordml/cid" xmlns:w16="http://schemas.microsoft.com/office/word/2018/wordml" xmlns:w16du="http://schemas.microsoft.com/office/word/2023/wordml/word16du" xmlns:w16sdtdh="http://schemas.microsoft.com/office/word/2020/wordml/sdtdatahash" xmlns:w16sdtfl="http://schemas.microsoft.com/office/word/2024/wordml/sdtformatlock" xmlns:w16se="http://schemas.microsoft.com/office/word/2015/wordml/symex" xmlns:wpg="http://schemas.microsoft.com/office/word/2010/wordprocessingGroup" xmlns:wpi="http://schemas.microsoft.com/office/word/2010/wordprocessingInk" xmlns:wne="http://schemas.microsoft.com/office/word/2006/wordml" xmlns:wps="http://schemas.microsoft.com/office/word/2010/wordprocessingShape" mc:Ignorable="w14 w15 w16se w16cid w16 w16cex w16sdtdh w16sdtfl w16du wp14">
   <w:abstractNum w:abstractNumId="0" w15:restartNumberingAfterBreak="0">
     <w:nsid w:val="4E165A78"/>
     <w:multiLevelType w:val="hybridMultilevel"/>
@@ -2774,17 +2762,17 @@
       </w:pPr>
     </w:lvl>
   </w:abstractNum>
-  <w:num w:numId="1">
+  <w:num w:numId="1" w16cid:durableId="282275489">
     <w:abstractNumId w:val="0"/>
   </w:num>
-  <w:num w:numId="2">
+  <w:num w:numId="2" w16cid:durableId="1630551360">
     <w:abstractNumId w:val="1"/>
   </w:num>
 </w:numbering>
 </file>
 
 <file path=word/styles.xml><?xml version="1.0" encoding="utf-8"?>
-<w:styles xmlns:mc="http://schemas.openxmlformats.org/markup-compatibility/2006" xmlns:r="http://schemas.openxmlformats.org/officeDocument/2006/relationships" xmlns:w="http://schemas.openxmlformats.org/wordprocessingml/2006/main" xmlns:w14="http://schemas.microsoft.com/office/word/2010/wordml" xmlns:w15="http://schemas.microsoft.com/office/word/2012/wordml" xmlns:w16cex="http://schemas.microsoft.com/office/word/2018/wordml/cex" xmlns:w16cid="http://schemas.microsoft.com/office/word/2016/wordml/cid" xmlns:w16="http://schemas.microsoft.com/office/word/2018/wordml" xmlns:w16sdtdh="http://schemas.microsoft.com/office/word/2020/wordml/sdtdatahash" xmlns:w16se="http://schemas.microsoft.com/office/word/2015/wordml/symex" mc:Ignorable="w14 w15 w16se w16cid w16 w16cex w16sdtdh">
+<w:styles xmlns:mc="http://schemas.openxmlformats.org/markup-compatibility/2006" xmlns:r="http://schemas.openxmlformats.org/officeDocument/2006/relationships" xmlns:w="http://schemas.openxmlformats.org/wordprocessingml/2006/main" xmlns:w14="http://schemas.microsoft.com/office/word/2010/wordml" xmlns:w15="http://schemas.microsoft.com/office/word/2012/wordml" xmlns:w16cex="http://schemas.microsoft.com/office/word/2018/wordml/cex" xmlns:w16cid="http://schemas.microsoft.com/office/word/2016/wordml/cid" xmlns:w16="http://schemas.microsoft.com/office/word/2018/wordml" xmlns:w16du="http://schemas.microsoft.com/office/word/2023/wordml/word16du" xmlns:w16sdtdh="http://schemas.microsoft.com/office/word/2020/wordml/sdtdatahash" xmlns:w16sdtfl="http://schemas.microsoft.com/office/word/2024/wordml/sdtformatlock" xmlns:w16se="http://schemas.microsoft.com/office/word/2015/wordml/symex" mc:Ignorable="w14 w15 w16se w16cid w16 w16cex w16sdtdh w16sdtfl w16du">
   <w:docDefaults>
     <w:rPrDefault>
       <w:rPr>
